--- a/testakten/sozialrecht-elektrorollstuhl-koerner-oldenburg/12_klageschrift_entwurf_separat.docx
+++ b/testakten/sozialrecht-elektrorollstuhl-koerner-oldenburg/12_klageschrift_entwurf_separat.docx
@@ -5,56 +5,91 @@
     <w:p>
       <w:pPr>
         <w:pStyle w:val="Heading1"/>
+        <w:spacing w:after="160" w:line="259" w:lineRule="auto"/>
       </w:pPr>
       <w:r>
         <w:rPr>
           <w:rFonts w:ascii="Times New Roman" w:hAnsi="Times New Roman"/>
+          <w:b/>
+          <w:sz w:val="28"/>
         </w:rPr>
         <w:t>Entwurf Klageschrift</w:t>
       </w:r>
     </w:p>
     <w:p>
       <w:pPr>
+        <w:spacing w:before="120" w:after="60" w:line="259" w:lineRule="auto"/>
         <w:jc w:val="left"/>
       </w:pPr>
       <w:r>
+        <w:rPr>
+          <w:rFonts w:ascii="Times New Roman" w:hAnsi="Times New Roman"/>
+          <w:b w:val="0"/>
+          <w:i w:val="0"/>
+          <w:sz w:val="22"/>
+        </w:rPr>
         <w:t>Kanzlei Ahlers und Brinkmann, Fachanwälte für Sozialrecht</w:t>
       </w:r>
     </w:p>
     <w:p>
       <w:pPr>
+        <w:spacing w:before="120" w:after="60" w:line="259" w:lineRule="auto"/>
         <w:jc w:val="left"/>
       </w:pPr>
       <w:r>
+        <w:rPr>
+          <w:rFonts w:ascii="Times New Roman" w:hAnsi="Times New Roman"/>
+          <w:b/>
+          <w:sz w:val="22"/>
+        </w:rPr>
         <w:t>Gottorpstraße 29, 26122 Oldenburg</w:t>
       </w:r>
     </w:p>
     <w:p>
       <w:pPr>
+        <w:spacing w:before="120" w:after="60" w:line="259" w:lineRule="auto"/>
         <w:jc w:val="left"/>
       </w:pPr>
       <w:r>
+        <w:rPr>
+          <w:rFonts w:ascii="Times New Roman" w:hAnsi="Times New Roman"/>
+          <w:b/>
+          <w:sz w:val="22"/>
+        </w:rPr>
         <w:t>Telefon 0441 92 37 60-0</w:t>
       </w:r>
     </w:p>
     <w:p>
       <w:pPr>
+        <w:spacing w:before="120" w:after="60" w:line="259" w:lineRule="auto"/>
         <w:jc w:val="left"/>
       </w:pPr>
       <w:r>
+        <w:rPr>
+          <w:rFonts w:ascii="Times New Roman" w:hAnsi="Times New Roman"/>
+          <w:b/>
+          <w:sz w:val="22"/>
+        </w:rPr>
         <w:t>Rechtsanwalt Joost Ahlers</w:t>
       </w:r>
     </w:p>
     <w:p>
       <w:pPr>
+        <w:spacing w:before="120" w:after="60" w:line="259" w:lineRule="auto"/>
         <w:jc w:val="left"/>
       </w:pPr>
       <w:r>
+        <w:rPr>
+          <w:rFonts w:ascii="Times New Roman" w:hAnsi="Times New Roman"/>
+          <w:b/>
+          <w:sz w:val="22"/>
+        </w:rPr>
         <w:t>Unser Zeichen: 26-06-KR-1187</w:t>
       </w:r>
     </w:p>
     <w:p>
       <w:pPr>
+        <w:spacing w:line="259" w:lineRule="auto" w:after="60"/>
         <w:jc w:val="left"/>
       </w:pPr>
       <w:r>
@@ -63,14 +98,21 @@
     </w:p>
     <w:p>
       <w:pPr>
+        <w:spacing w:before="120" w:after="60" w:line="259" w:lineRule="auto"/>
         <w:jc w:val="left"/>
       </w:pPr>
       <w:r>
+        <w:rPr>
+          <w:rFonts w:ascii="Times New Roman" w:hAnsi="Times New Roman"/>
+          <w:b/>
+          <w:sz w:val="22"/>
+        </w:rPr>
         <w:t>An das Sozialgericht Oldenburg</w:t>
       </w:r>
     </w:p>
     <w:p>
       <w:pPr>
+        <w:spacing w:line="259" w:lineRule="auto" w:after="60"/>
         <w:jc w:val="left"/>
       </w:pPr>
       <w:r>
@@ -79,6 +121,7 @@
     </w:p>
     <w:p>
       <w:pPr>
+        <w:spacing w:line="259" w:lineRule="auto" w:after="60"/>
         <w:jc w:val="left"/>
       </w:pPr>
       <w:r>
@@ -88,6 +131,7 @@
     <w:p>
       <w:pPr>
         <w:pStyle w:val="Heading2"/>
+        <w:spacing w:line="259" w:lineRule="auto" w:after="60"/>
       </w:pPr>
       <w:r>
         <w:rPr>
@@ -98,6 +142,7 @@
     </w:p>
     <w:p>
       <w:pPr>
+        <w:spacing w:line="259" w:lineRule="auto" w:after="60"/>
         <w:jc w:val="left"/>
       </w:pPr>
       <w:r>
@@ -106,6 +151,7 @@
     </w:p>
     <w:p>
       <w:pPr>
+        <w:spacing w:line="259" w:lineRule="auto" w:after="60"/>
         <w:jc w:val="left"/>
       </w:pPr>
       <w:r>
@@ -114,6 +160,7 @@
     </w:p>
     <w:p>
       <w:pPr>
+        <w:spacing w:line="259" w:lineRule="auto" w:after="60"/>
         <w:jc w:val="left"/>
       </w:pPr>
       <w:r>
@@ -122,6 +169,7 @@
     </w:p>
     <w:p>
       <w:pPr>
+        <w:spacing w:line="259" w:lineRule="auto" w:after="60"/>
         <w:jc w:val="left"/>
       </w:pPr>
       <w:r>
@@ -130,6 +178,7 @@
     </w:p>
     <w:p>
       <w:pPr>
+        <w:spacing w:line="259" w:lineRule="auto" w:after="60"/>
         <w:jc w:val="left"/>
       </w:pPr>
       <w:r>
@@ -139,6 +188,7 @@
     <w:p>
       <w:pPr>
         <w:pStyle w:val="Heading2"/>
+        <w:spacing w:line="259" w:lineRule="auto" w:after="60"/>
       </w:pPr>
       <w:r>
         <w:rPr>
@@ -150,6 +200,7 @@
     <w:p>
       <w:pPr>
         <w:pStyle w:val="ListNumber"/>
+        <w:spacing w:line="259" w:lineRule="auto" w:after="60"/>
       </w:pPr>
       <w:r>
         <w:t>Der Bescheid der Beklagten vom 10.06.2026 in Gestalt des Widerspruchsbescheids vom 24.06.2026 wird aufgehoben.</w:t>
@@ -158,6 +209,7 @@
     <w:p>
       <w:pPr>
         <w:pStyle w:val="ListNumber"/>
+        <w:spacing w:line="259" w:lineRule="auto" w:after="60"/>
       </w:pPr>
       <w:r>
         <w:t>Die Beklagte wird verurteilt, den Kläger mit einem geeigneten kompakten Elektrorollstuhl für Innenräume, Hausausgang und Nahbereich zu versorgen, hilfsweise über den Antrag unter Beachtung der Rechtsauffassung des Gerichts neu zu entscheiden.</w:t>
@@ -166,6 +218,7 @@
     <w:p>
       <w:pPr>
         <w:pStyle w:val="ListNumber"/>
+        <w:spacing w:line="259" w:lineRule="auto" w:after="60"/>
       </w:pPr>
       <w:r>
         <w:t>Die Beklagte trägt die notwendigen außergerichtlichen Kosten des Klägers.</w:t>
@@ -174,6 +227,7 @@
     <w:p>
       <w:pPr>
         <w:pStyle w:val="Heading2"/>
+        <w:spacing w:line="259" w:lineRule="auto" w:after="60"/>
       </w:pPr>
       <w:r>
         <w:rPr>
@@ -184,6 +238,7 @@
     </w:p>
     <w:p>
       <w:pPr>
+        <w:spacing w:line="259" w:lineRule="auto" w:after="60"/>
         <w:jc w:val="left"/>
       </w:pPr>
       <w:r>
@@ -192,6 +247,7 @@
     </w:p>
     <w:p>
       <w:pPr>
+        <w:spacing w:line="259" w:lineRule="auto" w:after="60"/>
         <w:jc w:val="left"/>
       </w:pPr>
       <w:r>
@@ -201,6 +257,7 @@
     <w:p>
       <w:pPr>
         <w:pStyle w:val="Heading2"/>
+        <w:spacing w:line="259" w:lineRule="auto" w:after="60"/>
       </w:pPr>
       <w:r>
         <w:rPr>
@@ -211,6 +268,7 @@
     </w:p>
     <w:p>
       <w:pPr>
+        <w:spacing w:line="259" w:lineRule="auto" w:after="60"/>
         <w:jc w:val="left"/>
       </w:pPr>
       <w:r>
@@ -219,6 +277,7 @@
     </w:p>
     <w:p>
       <w:pPr>
+        <w:spacing w:line="259" w:lineRule="auto" w:after="60"/>
         <w:jc w:val="left"/>
       </w:pPr>
       <w:r>
@@ -227,6 +286,7 @@
     </w:p>
     <w:p>
       <w:pPr>
+        <w:spacing w:line="259" w:lineRule="auto" w:after="60"/>
         <w:jc w:val="left"/>
       </w:pPr>
       <w:r>
@@ -235,6 +295,7 @@
     </w:p>
     <w:p>
       <w:pPr>
+        <w:spacing w:line="259" w:lineRule="auto" w:after="60"/>
         <w:jc w:val="left"/>
       </w:pPr>
       <w:r>
@@ -244,6 +305,7 @@
     <w:p>
       <w:pPr>
         <w:pStyle w:val="Heading2"/>
+        <w:spacing w:line="259" w:lineRule="auto" w:after="60"/>
       </w:pPr>
       <w:r>
         <w:rPr>
@@ -255,6 +317,7 @@
     <w:p>
       <w:pPr>
         <w:pStyle w:val="ListNumber"/>
+        <w:spacing w:line="259" w:lineRule="auto" w:after="60"/>
       </w:pPr>
       <w:r>
         <w:t>Bericht Dr. Radtke vom 17.05.2026.</w:t>
@@ -263,6 +326,7 @@
     <w:p>
       <w:pPr>
         <w:pStyle w:val="ListNumber"/>
+        <w:spacing w:line="259" w:lineRule="auto" w:after="60"/>
       </w:pPr>
       <w:r>
         <w:t>Verordnung Dr. Stahlmann vom 16.05.2026.</w:t>
@@ -271,6 +335,7 @@
     <w:p>
       <w:pPr>
         <w:pStyle w:val="ListNumber"/>
+        <w:spacing w:line="259" w:lineRule="auto" w:after="60"/>
       </w:pPr>
       <w:r>
         <w:t>Gutachten Reha-Kompetenz Nordwest vom 18.06.2026.</w:t>
@@ -279,6 +344,7 @@
     <w:p>
       <w:pPr>
         <w:pStyle w:val="ListNumber"/>
+        <w:spacing w:line="259" w:lineRule="auto" w:after="60"/>
       </w:pPr>
       <w:r>
         <w:t>Zeugin Dr. Maren Körner zu Stürzen, Alltagswegen und fehlender Begleitmöglichkeit.</w:t>
@@ -287,6 +353,7 @@
     <w:p>
       <w:pPr>
         <w:pStyle w:val="ListNumber"/>
+        <w:spacing w:line="259" w:lineRule="auto" w:after="60"/>
       </w:pPr>
       <w:r>
         <w:t>Sachverständigengutachten aus Neurologie, Orthopädie und Reha-Technik.</w:t>
@@ -295,6 +362,7 @@
     <w:p>
       <w:pPr>
         <w:pStyle w:val="ListNumber"/>
+        <w:spacing w:line="259" w:lineRule="auto" w:after="60"/>
       </w:pPr>
       <w:r>
         <w:t>Augenschein der Wohn- und Hausausgangssituation, hilfsweise Fotodokumentation und Wohnumfeldbericht.</w:t>
@@ -303,6 +371,7 @@
     <w:p>
       <w:pPr>
         <w:pStyle w:val="Heading2"/>
+        <w:spacing w:line="259" w:lineRule="auto" w:after="60"/>
       </w:pPr>
       <w:r>
         <w:rPr>
@@ -313,6 +382,7 @@
     </w:p>
     <w:p>
       <w:pPr>
+        <w:spacing w:line="259" w:lineRule="auto" w:after="60"/>
         <w:jc w:val="left"/>
       </w:pPr>
       <w:r>
@@ -320,13 +390,58 @@
       </w:r>
     </w:p>
     <w:sectPr>
+      <w:headerReference w:type="default" r:id="rId9"/>
+      <w:footerReference w:type="default" r:id="rId10"/>
       <w:pgSz w:w="11906" w:h="16838"/>
-      <w:pgMar w:top="1417" w:right="1417" w:bottom="1417" w:left="1417" w:header="720" w:footer="720" w:gutter="0"/>
+      <w:pgMar w:top="1191" w:right="1247" w:bottom="1134" w:left="1361" w:header="720" w:footer="720" w:gutter="0"/>
       <w:cols w:space="720"/>
       <w:docGrid w:linePitch="360"/>
     </w:sectPr>
   </w:body>
 </w:document>
+</file>
+
+<file path=word/footer1.xml><?xml version="1.0" encoding="utf-8"?>
+<w:ftr xmlns:m="http://schemas.openxmlformats.org/officeDocument/2006/math" xmlns:mc="http://schemas.openxmlformats.org/markup-compatibility/2006" xmlns:mo="http://schemas.microsoft.com/office/mac/office/2008/main" xmlns:mv="urn:schemas-microsoft-com:mac:vml" xmlns:o="urn:schemas-microsoft-com:office:office" xmlns:r="http://schemas.openxmlformats.org/officeDocument/2006/relationships" xmlns:v="urn:schemas-microsoft-com:vml" xmlns:w10="urn:schemas-microsoft-com:office:word" xmlns:w14="http://schemas.microsoft.com/office/word/2010/wordml" xmlns:w="http://schemas.openxmlformats.org/wordprocessingml/2006/main" xmlns:wne="http://schemas.microsoft.com/office/word/2006/wordml" xmlns:wp14="http://schemas.microsoft.com/office/word/2010/wordprocessingDrawing" xmlns:wp="http://schemas.openxmlformats.org/drawingml/2006/wordprocessingDrawing" xmlns:wpc="http://schemas.microsoft.com/office/word/2010/wordprocessingCanvas" xmlns:wpg="http://schemas.microsoft.com/office/word/2010/wordprocessingGroup" xmlns:wpi="http://schemas.microsoft.com/office/word/2010/wordprocessingInk" xmlns:wps="http://schemas.microsoft.com/office/word/2010/wordprocessingShape" mc:Ignorable="w14 wp14">
+  <w:p>
+    <w:pPr>
+      <w:pStyle w:val="Footer"/>
+      <w:jc w:val="left"/>
+    </w:pPr>
+    <w:r/>
+    <w:r>
+      <w:rPr>
+        <w:rFonts w:ascii="Times New Roman" w:hAnsi="Times New Roman"/>
+        <w:b w:val="0"/>
+        <w:color w:val="777777"/>
+        <w:sz w:val="17"/>
+      </w:rPr>
+      <w:t>Vertraulich | Bearbeitungsstand Juli 2026 | nur zur Aktenbearbeitung</w:t>
+    </w:r>
+  </w:p>
+</w:ftr>
+</file>
+
+<file path=word/header1.xml><?xml version="1.0" encoding="utf-8"?>
+<w:hdr xmlns:m="http://schemas.openxmlformats.org/officeDocument/2006/math" xmlns:mc="http://schemas.openxmlformats.org/markup-compatibility/2006" xmlns:mo="http://schemas.microsoft.com/office/mac/office/2008/main" xmlns:mv="urn:schemas-microsoft-com:mac:vml" xmlns:o="urn:schemas-microsoft-com:office:office" xmlns:r="http://schemas.openxmlformats.org/officeDocument/2006/relationships" xmlns:v="urn:schemas-microsoft-com:vml" xmlns:w10="urn:schemas-microsoft-com:office:word" xmlns:w14="http://schemas.microsoft.com/office/word/2010/wordml" xmlns:w="http://schemas.openxmlformats.org/wordprocessingml/2006/main" xmlns:wne="http://schemas.microsoft.com/office/word/2006/wordml" xmlns:wp14="http://schemas.microsoft.com/office/word/2010/wordprocessingDrawing" xmlns:wp="http://schemas.openxmlformats.org/drawingml/2006/wordprocessingDrawing" xmlns:wpc="http://schemas.microsoft.com/office/word/2010/wordprocessingCanvas" xmlns:wpg="http://schemas.microsoft.com/office/word/2010/wordprocessingGroup" xmlns:wpi="http://schemas.microsoft.com/office/word/2010/wordprocessingInk" xmlns:wps="http://schemas.microsoft.com/office/word/2010/wordprocessingShape" mc:Ignorable="w14 wp14">
+  <w:p>
+    <w:pPr>
+      <w:pStyle w:val="Header"/>
+      <w:jc w:val="left"/>
+    </w:pPr>
+    <w:r/>
+    <w:r>
+      <w:rPr>
+        <w:rFonts w:ascii="Times New Roman" w:hAnsi="Times New Roman"/>
+        <w:b w:val="0"/>
+        <w:i w:val="0"/>
+        <w:color w:val="666666"/>
+        <w:sz w:val="17"/>
+      </w:rPr>
+      <w:t>Kanzlei Ahlers und Brinkmann | Sozialrechtliche Leistungsakte | Bearbeitungsstand Juli 2026</w:t>
+    </w:r>
+  </w:p>
+</w:hdr>
 </file>
 
 <file path=word/numbering.xml><?xml version="1.0" encoding="utf-8"?>
@@ -1043,11 +1158,12 @@
       <w:contextualSpacing/>
     </w:pPr>
     <w:rPr>
-      <w:rFonts w:asciiTheme="majorHAnsi" w:eastAsiaTheme="majorEastAsia" w:hAnsiTheme="majorHAnsi" w:cstheme="majorBidi"/>
+      <w:rFonts w:asciiTheme="majorHAnsi" w:eastAsiaTheme="majorEastAsia" w:hAnsiTheme="majorHAnsi" w:cstheme="majorBidi" w:ascii="Times New Roman" w:hAnsi="Times New Roman"/>
+      <w:b/>
       <w:color w:val="17365D" w:themeColor="text2" w:themeShade="BF"/>
       <w:spacing w:val="5"/>
       <w:kern w:val="28"/>
-      <w:sz w:val="52"/>
+      <w:sz w:val="30"/>
       <w:szCs w:val="52"/>
     </w:rPr>
   </w:style>
